--- a/17 18 20/2.Python & Pandas/02 Data Manipulation Pandas/Some Snipit Code.docx
+++ b/17 18 20/2.Python & Pandas/02 Data Manipulation Pandas/Some Snipit Code.docx
@@ -76,7 +76,6 @@
           <w:lang w:eastAsia="en-IN"/>
         </w:rPr>
       </w:pPr>
-      <w:bookmarkStart w:id="0" w:name="_GoBack"/>
       <w:r>
         <w:rPr>
           <w:rFonts w:ascii="Candara" w:eastAsia="Times New Roman" w:hAnsi="Candara" w:cs="Times New Roman"/>
@@ -175,6 +174,165 @@
           <w:szCs w:val="21"/>
           <w:lang w:eastAsia="en-IN"/>
         </w:rPr>
+        <w:t>]</w:t>
+      </w:r>
+      <w:r>
+        <w:rPr>
+          <w:rFonts w:ascii="Candara" w:eastAsia="Times New Roman" w:hAnsi="Candara" w:cs="Times New Roman"/>
+          <w:color w:val="D4D4D4"/>
+          <w:sz w:val="21"/>
+          <w:szCs w:val="21"/>
+          <w:lang w:eastAsia="en-IN"/>
+        </w:rPr>
+        <w:t>)</w:t>
+      </w:r>
+    </w:p>
+    <w:p>
+      <w:pPr>
+        <w:shd w:val="clear" w:color="auto" w:fill="1E1E1E"/>
+        <w:spacing w:after="0" w:line="285" w:lineRule="atLeast"/>
+        <w:rPr>
+          <w:rFonts w:ascii="Candara" w:eastAsia="Times New Roman" w:hAnsi="Candara" w:cs="Times New Roman"/>
+          <w:color w:val="D4D4D4"/>
+          <w:sz w:val="21"/>
+          <w:szCs w:val="21"/>
+          <w:lang w:eastAsia="en-IN"/>
+        </w:rPr>
+      </w:pPr>
+    </w:p>
+    <w:p>
+      <w:pPr>
+        <w:shd w:val="clear" w:color="auto" w:fill="1E1E1E"/>
+        <w:spacing w:after="0" w:line="285" w:lineRule="atLeast"/>
+        <w:rPr>
+          <w:rFonts w:ascii="Candara" w:eastAsia="Times New Roman" w:hAnsi="Candara" w:cs="Times New Roman"/>
+          <w:color w:val="D4D4D4"/>
+          <w:sz w:val="21"/>
+          <w:szCs w:val="21"/>
+          <w:lang w:eastAsia="en-IN"/>
+        </w:rPr>
+      </w:pPr>
+      <w:r>
+        <w:rPr>
+          <w:rFonts w:ascii="Candara" w:eastAsia="Times New Roman" w:hAnsi="Candara" w:cs="Times New Roman"/>
+          <w:color w:val="D4D4D4"/>
+          <w:sz w:val="21"/>
+          <w:szCs w:val="21"/>
+          <w:lang w:eastAsia="en-IN"/>
+        </w:rPr>
+        <w:t>label with specific formalling</w:t>
+      </w:r>
+    </w:p>
+    <w:p>
+      <w:pPr>
+        <w:shd w:val="clear" w:color="auto" w:fill="1E1E1E"/>
+        <w:spacing w:after="0" w:line="285" w:lineRule="atLeast"/>
+        <w:rPr>
+          <w:rFonts w:ascii="Candara" w:eastAsia="Times New Roman" w:hAnsi="Candara" w:cs="Times New Roman"/>
+          <w:color w:val="D4D4D4"/>
+          <w:sz w:val="21"/>
+          <w:szCs w:val="21"/>
+          <w:lang w:eastAsia="en-IN"/>
+        </w:rPr>
+      </w:pPr>
+      <w:r>
+        <w:rPr>
+          <w:rFonts w:ascii="Candara" w:eastAsia="Times New Roman" w:hAnsi="Candara" w:cs="Times New Roman"/>
+          <w:color w:val="9CDCFE"/>
+          <w:sz w:val="21"/>
+          <w:szCs w:val="21"/>
+          <w:lang w:eastAsia="en-IN"/>
+        </w:rPr>
+        <w:t>ax</w:t>
+      </w:r>
+      <w:r>
+        <w:rPr>
+          <w:rFonts w:ascii="Candara" w:eastAsia="Times New Roman" w:hAnsi="Candara" w:cs="Times New Roman"/>
+          <w:color w:val="D4D4D4"/>
+          <w:sz w:val="21"/>
+          <w:szCs w:val="21"/>
+          <w:lang w:eastAsia="en-IN"/>
+        </w:rPr>
+        <w:t>.</w:t>
+      </w:r>
+      <w:r>
+        <w:rPr>
+          <w:rFonts w:ascii="Candara" w:eastAsia="Times New Roman" w:hAnsi="Candara" w:cs="Times New Roman"/>
+          <w:color w:val="DCDCAA"/>
+          <w:sz w:val="21"/>
+          <w:szCs w:val="21"/>
+          <w:lang w:eastAsia="en-IN"/>
+        </w:rPr>
+        <w:t>bar_label</w:t>
+      </w:r>
+      <w:r>
+        <w:rPr>
+          <w:rFonts w:ascii="Candara" w:eastAsia="Times New Roman" w:hAnsi="Candara" w:cs="Times New Roman"/>
+          <w:color w:val="D4D4D4"/>
+          <w:sz w:val="21"/>
+          <w:szCs w:val="21"/>
+          <w:lang w:eastAsia="en-IN"/>
+        </w:rPr>
+        <w:t>(</w:t>
+      </w:r>
+      <w:r>
+        <w:rPr>
+          <w:rFonts w:ascii="Candara" w:eastAsia="Times New Roman" w:hAnsi="Candara" w:cs="Times New Roman"/>
+          <w:color w:val="9CDCFE"/>
+          <w:sz w:val="21"/>
+          <w:szCs w:val="21"/>
+          <w:lang w:eastAsia="en-IN"/>
+        </w:rPr>
+        <w:t>ax</w:t>
+      </w:r>
+      <w:r>
+        <w:rPr>
+          <w:rFonts w:ascii="Candara" w:eastAsia="Times New Roman" w:hAnsi="Candara" w:cs="Times New Roman"/>
+          <w:color w:val="D4D4D4"/>
+          <w:sz w:val="21"/>
+          <w:szCs w:val="21"/>
+          <w:lang w:eastAsia="en-IN"/>
+        </w:rPr>
+        <w:t>.</w:t>
+      </w:r>
+      <w:r>
+        <w:rPr>
+          <w:rFonts w:ascii="Candara" w:eastAsia="Times New Roman" w:hAnsi="Candara" w:cs="Times New Roman"/>
+          <w:color w:val="9CDCFE"/>
+          <w:sz w:val="21"/>
+          <w:szCs w:val="21"/>
+          <w:lang w:eastAsia="en-IN"/>
+        </w:rPr>
+        <w:t>containers</w:t>
+      </w:r>
+      <w:r>
+        <w:rPr>
+          <w:rFonts w:ascii="Candara" w:eastAsia="Times New Roman" w:hAnsi="Candara" w:cs="Times New Roman"/>
+          <w:color w:val="D4D4D4"/>
+          <w:sz w:val="21"/>
+          <w:szCs w:val="21"/>
+          <w:lang w:eastAsia="en-IN"/>
+        </w:rPr>
+        <w:t>[</w:t>
+      </w:r>
+      <w:r>
+        <w:rPr>
+          <w:rFonts w:ascii="Candara" w:eastAsia="Times New Roman" w:hAnsi="Candara" w:cs="Times New Roman"/>
+          <w:color w:val="B5CEA8"/>
+          <w:sz w:val="21"/>
+          <w:szCs w:val="21"/>
+          <w:lang w:eastAsia="en-IN"/>
+        </w:rPr>
+        <w:t>0</w:t>
+      </w:r>
+      <w:r>
+        <w:rPr>
+          <w:rFonts w:ascii="Candara" w:eastAsia="Times New Roman" w:hAnsi="Candara" w:cs="Times New Roman"/>
+          <w:color w:val="D4D4D4"/>
+          <w:sz w:val="21"/>
+          <w:szCs w:val="21"/>
+          <w:lang w:eastAsia="en-IN"/>
+        </w:rPr>
         <w:t xml:space="preserve">], </w:t>
       </w:r>
       <w:r>
@@ -278,7 +436,6 @@
         <w:t>)</w:t>
       </w:r>
     </w:p>
-    <w:bookmarkEnd w:id="0"/>
     <w:p>
       <w:pPr>
         <w:shd w:val="clear" w:color="auto" w:fill="1E1E1E"/>
@@ -429,6 +586,1628 @@
           <w:sz w:val="27"/>
           <w:szCs w:val="27"/>
           <w:lang w:eastAsia="en-IN"/>
+        </w:rPr>
+      </w:pPr>
+    </w:p>
+    <w:p>
+      <w:pPr>
+        <w:spacing w:after="0"/>
+        <w:rPr>
+          <w:rFonts w:ascii="Candara" w:hAnsi="Candara"/>
+        </w:rPr>
+      </w:pPr>
+      <w:r>
+        <w:rPr>
+          <w:rFonts w:ascii="Candara" w:hAnsi="Candara"/>
+        </w:rPr>
+        <w:t xml:space="preserve">pie char </w:t>
+      </w:r>
+      <w:r>
+        <w:rPr>
+          <w:rFonts w:ascii="Consolas" w:eastAsia="Times New Roman" w:hAnsi="Consolas" w:cs="Times New Roman"/>
+          <w:color w:val="9CDCFE"/>
+          <w:sz w:val="21"/>
+          <w:szCs w:val="21"/>
+          <w:lang w:eastAsia="en-IN"/>
+        </w:rPr>
+        <w:t>autopct</w:t>
+      </w:r>
+      <w:r>
+        <w:rPr>
+          <w:rFonts w:ascii="Consolas" w:eastAsia="Times New Roman" w:hAnsi="Consolas" w:cs="Times New Roman"/>
+          <w:color w:val="9CDCFE"/>
+          <w:sz w:val="21"/>
+          <w:szCs w:val="21"/>
+          <w:lang w:eastAsia="en-IN"/>
+        </w:rPr>
+        <w:t>(label)</w:t>
+      </w:r>
+    </w:p>
+    <w:p>
+      <w:pPr>
+        <w:shd w:val="clear" w:color="auto" w:fill="1E1E1E"/>
+        <w:spacing w:after="0" w:line="285" w:lineRule="atLeast"/>
+        <w:rPr>
+          <w:rFonts w:ascii="Consolas" w:eastAsia="Times New Roman" w:hAnsi="Consolas" w:cs="Times New Roman"/>
+          <w:color w:val="4EC9B0"/>
+          <w:sz w:val="21"/>
+          <w:szCs w:val="21"/>
+          <w:lang w:eastAsia="en-IN"/>
+        </w:rPr>
+      </w:pPr>
+      <w:r>
+        <w:rPr>
+          <w:rFonts w:ascii="Consolas" w:eastAsia="Times New Roman" w:hAnsi="Consolas" w:cs="Times New Roman"/>
+          <w:color w:val="4EC9B0"/>
+          <w:sz w:val="21"/>
+          <w:szCs w:val="21"/>
+          <w:lang w:eastAsia="en-IN"/>
+        </w:rPr>
+        <w:t xml:space="preserve">only </w:t>
+      </w:r>
+      <w:r>
+        <w:rPr>
+          <w:rFonts w:ascii="Consolas" w:eastAsia="Times New Roman" w:hAnsi="Consolas" w:cs="Times New Roman"/>
+          <w:color w:val="4EC9B0"/>
+          <w:sz w:val="21"/>
+          <w:szCs w:val="21"/>
+          <w:lang w:eastAsia="en-IN"/>
+        </w:rPr>
+        <w:t>%</w:t>
+      </w:r>
+      <w:r>
+        <w:rPr>
+          <w:rFonts w:ascii="Consolas" w:eastAsia="Times New Roman" w:hAnsi="Consolas" w:cs="Times New Roman"/>
+          <w:color w:val="4EC9B0"/>
+          <w:sz w:val="21"/>
+          <w:szCs w:val="21"/>
+          <w:lang w:eastAsia="en-IN"/>
+        </w:rPr>
+        <w:t xml:space="preserve"> as output</w:t>
+      </w:r>
+    </w:p>
+    <w:p>
+      <w:pPr>
+        <w:shd w:val="clear" w:color="auto" w:fill="1E1E1E"/>
+        <w:spacing w:after="0" w:line="285" w:lineRule="atLeast"/>
+        <w:rPr>
+          <w:rFonts w:ascii="Consolas" w:eastAsia="Times New Roman" w:hAnsi="Consolas" w:cs="Times New Roman"/>
+          <w:color w:val="D4D4D4"/>
+          <w:sz w:val="21"/>
+          <w:szCs w:val="21"/>
+          <w:lang w:eastAsia="en-IN"/>
+        </w:rPr>
+      </w:pPr>
+      <w:r>
+        <w:rPr>
+          <w:rFonts w:ascii="Consolas" w:eastAsia="Times New Roman" w:hAnsi="Consolas" w:cs="Times New Roman"/>
+          <w:color w:val="4EC9B0"/>
+          <w:sz w:val="21"/>
+          <w:szCs w:val="21"/>
+          <w:lang w:eastAsia="en-IN"/>
+        </w:rPr>
+        <w:t>plt</w:t>
+      </w:r>
+      <w:r>
+        <w:rPr>
+          <w:rFonts w:ascii="Consolas" w:eastAsia="Times New Roman" w:hAnsi="Consolas" w:cs="Times New Roman"/>
+          <w:color w:val="D4D4D4"/>
+          <w:sz w:val="21"/>
+          <w:szCs w:val="21"/>
+          <w:lang w:eastAsia="en-IN"/>
+        </w:rPr>
+        <w:t>.</w:t>
+      </w:r>
+      <w:r>
+        <w:rPr>
+          <w:rFonts w:ascii="Consolas" w:eastAsia="Times New Roman" w:hAnsi="Consolas" w:cs="Times New Roman"/>
+          <w:color w:val="DCDCAA"/>
+          <w:sz w:val="21"/>
+          <w:szCs w:val="21"/>
+          <w:lang w:eastAsia="en-IN"/>
+        </w:rPr>
+        <w:t>pie</w:t>
+      </w:r>
+      <w:r>
+        <w:rPr>
+          <w:rFonts w:ascii="Consolas" w:eastAsia="Times New Roman" w:hAnsi="Consolas" w:cs="Times New Roman"/>
+          <w:color w:val="D4D4D4"/>
+          <w:sz w:val="21"/>
+          <w:szCs w:val="21"/>
+          <w:lang w:eastAsia="en-IN"/>
+        </w:rPr>
+        <w:t>(</w:t>
+      </w:r>
+      <w:r>
+        <w:rPr>
+          <w:rFonts w:ascii="Consolas" w:eastAsia="Times New Roman" w:hAnsi="Consolas" w:cs="Times New Roman"/>
+          <w:color w:val="9CDCFE"/>
+          <w:sz w:val="21"/>
+          <w:szCs w:val="21"/>
+          <w:lang w:eastAsia="en-IN"/>
+        </w:rPr>
+        <w:t>abc</w:t>
+      </w:r>
+      <w:r>
+        <w:rPr>
+          <w:rFonts w:ascii="Consolas" w:eastAsia="Times New Roman" w:hAnsi="Consolas" w:cs="Times New Roman"/>
+          <w:color w:val="D4D4D4"/>
+          <w:sz w:val="21"/>
+          <w:szCs w:val="21"/>
+          <w:lang w:eastAsia="en-IN"/>
+        </w:rPr>
+        <w:t>[</w:t>
+      </w:r>
+      <w:r>
+        <w:rPr>
+          <w:rFonts w:ascii="Consolas" w:eastAsia="Times New Roman" w:hAnsi="Consolas" w:cs="Times New Roman"/>
+          <w:color w:val="CE9178"/>
+          <w:sz w:val="21"/>
+          <w:szCs w:val="21"/>
+          <w:lang w:eastAsia="en-IN"/>
+        </w:rPr>
+        <w:t>'Count'</w:t>
+      </w:r>
+      <w:r>
+        <w:rPr>
+          <w:rFonts w:ascii="Consolas" w:eastAsia="Times New Roman" w:hAnsi="Consolas" w:cs="Times New Roman"/>
+          <w:color w:val="D4D4D4"/>
+          <w:sz w:val="21"/>
+          <w:szCs w:val="21"/>
+          <w:lang w:eastAsia="en-IN"/>
+        </w:rPr>
+        <w:t>],</w:t>
+      </w:r>
+      <w:r>
+        <w:rPr>
+          <w:rFonts w:ascii="Consolas" w:eastAsia="Times New Roman" w:hAnsi="Consolas" w:cs="Times New Roman"/>
+          <w:color w:val="9CDCFE"/>
+          <w:sz w:val="21"/>
+          <w:szCs w:val="21"/>
+          <w:lang w:eastAsia="en-IN"/>
+        </w:rPr>
+        <w:t>labels</w:t>
+      </w:r>
+      <w:r>
+        <w:rPr>
+          <w:rFonts w:ascii="Consolas" w:eastAsia="Times New Roman" w:hAnsi="Consolas" w:cs="Times New Roman"/>
+          <w:color w:val="D4D4D4"/>
+          <w:sz w:val="21"/>
+          <w:szCs w:val="21"/>
+          <w:lang w:eastAsia="en-IN"/>
+        </w:rPr>
+        <w:t>=</w:t>
+      </w:r>
+      <w:r>
+        <w:rPr>
+          <w:rFonts w:ascii="Consolas" w:eastAsia="Times New Roman" w:hAnsi="Consolas" w:cs="Times New Roman"/>
+          <w:color w:val="9CDCFE"/>
+          <w:sz w:val="21"/>
+          <w:szCs w:val="21"/>
+          <w:lang w:eastAsia="en-IN"/>
+        </w:rPr>
+        <w:t>abc</w:t>
+      </w:r>
+      <w:r>
+        <w:rPr>
+          <w:rFonts w:ascii="Consolas" w:eastAsia="Times New Roman" w:hAnsi="Consolas" w:cs="Times New Roman"/>
+          <w:color w:val="D4D4D4"/>
+          <w:sz w:val="21"/>
+          <w:szCs w:val="21"/>
+          <w:lang w:eastAsia="en-IN"/>
+        </w:rPr>
+        <w:t>[</w:t>
+      </w:r>
+      <w:r>
+        <w:rPr>
+          <w:rFonts w:ascii="Consolas" w:eastAsia="Times New Roman" w:hAnsi="Consolas" w:cs="Times New Roman"/>
+          <w:color w:val="CE9178"/>
+          <w:sz w:val="21"/>
+          <w:szCs w:val="21"/>
+          <w:lang w:eastAsia="en-IN"/>
+        </w:rPr>
+        <w:t>'Source'</w:t>
+      </w:r>
+      <w:r>
+        <w:rPr>
+          <w:rFonts w:ascii="Consolas" w:eastAsia="Times New Roman" w:hAnsi="Consolas" w:cs="Times New Roman"/>
+          <w:color w:val="D4D4D4"/>
+          <w:sz w:val="21"/>
+          <w:szCs w:val="21"/>
+          <w:lang w:eastAsia="en-IN"/>
+        </w:rPr>
+        <w:t>],</w:t>
+      </w:r>
+      <w:r>
+        <w:rPr>
+          <w:rFonts w:ascii="Consolas" w:eastAsia="Times New Roman" w:hAnsi="Consolas" w:cs="Times New Roman"/>
+          <w:color w:val="9CDCFE"/>
+          <w:sz w:val="21"/>
+          <w:szCs w:val="21"/>
+          <w:lang w:eastAsia="en-IN"/>
+        </w:rPr>
+        <w:t>autopct</w:t>
+      </w:r>
+      <w:r>
+        <w:rPr>
+          <w:rFonts w:ascii="Consolas" w:eastAsia="Times New Roman" w:hAnsi="Consolas" w:cs="Times New Roman"/>
+          <w:color w:val="D4D4D4"/>
+          <w:sz w:val="21"/>
+          <w:szCs w:val="21"/>
+          <w:lang w:eastAsia="en-IN"/>
+        </w:rPr>
+        <w:t>=</w:t>
+      </w:r>
+      <w:r>
+        <w:rPr>
+          <w:rFonts w:ascii="Consolas" w:eastAsia="Times New Roman" w:hAnsi="Consolas" w:cs="Times New Roman"/>
+          <w:color w:val="CE9178"/>
+          <w:sz w:val="21"/>
+          <w:szCs w:val="21"/>
+          <w:lang w:eastAsia="en-IN"/>
+        </w:rPr>
+        <w:t>'</w:t>
+      </w:r>
+      <w:r>
+        <w:rPr>
+          <w:rFonts w:ascii="Consolas" w:eastAsia="Times New Roman" w:hAnsi="Consolas" w:cs="Times New Roman"/>
+          <w:color w:val="569CD6"/>
+          <w:sz w:val="21"/>
+          <w:szCs w:val="21"/>
+          <w:lang w:eastAsia="en-IN"/>
+        </w:rPr>
+        <w:t>%1.1f%%</w:t>
+      </w:r>
+      <w:r>
+        <w:rPr>
+          <w:rFonts w:ascii="Consolas" w:eastAsia="Times New Roman" w:hAnsi="Consolas" w:cs="Times New Roman"/>
+          <w:color w:val="CE9178"/>
+          <w:sz w:val="21"/>
+          <w:szCs w:val="21"/>
+          <w:lang w:eastAsia="en-IN"/>
+        </w:rPr>
+        <w:t>'</w:t>
+      </w:r>
+      <w:r>
+        <w:rPr>
+          <w:rFonts w:ascii="Consolas" w:eastAsia="Times New Roman" w:hAnsi="Consolas" w:cs="Times New Roman"/>
+          <w:color w:val="D4D4D4"/>
+          <w:sz w:val="21"/>
+          <w:szCs w:val="21"/>
+          <w:lang w:eastAsia="en-IN"/>
+        </w:rPr>
+        <w:t>)</w:t>
+      </w:r>
+    </w:p>
+    <w:p>
+      <w:pPr>
+        <w:shd w:val="clear" w:color="auto" w:fill="1E1E1E"/>
+        <w:spacing w:after="0" w:line="285" w:lineRule="atLeast"/>
+        <w:rPr>
+          <w:rFonts w:ascii="Consolas" w:eastAsia="Times New Roman" w:hAnsi="Consolas" w:cs="Times New Roman"/>
+          <w:color w:val="4EC9B0"/>
+          <w:sz w:val="21"/>
+          <w:szCs w:val="21"/>
+          <w:lang w:eastAsia="en-IN"/>
+        </w:rPr>
+      </w:pPr>
+    </w:p>
+    <w:p>
+      <w:pPr>
+        <w:shd w:val="clear" w:color="auto" w:fill="1E1E1E"/>
+        <w:spacing w:after="0" w:line="285" w:lineRule="atLeast"/>
+        <w:rPr>
+          <w:rFonts w:ascii="Consolas" w:eastAsia="Times New Roman" w:hAnsi="Consolas" w:cs="Times New Roman"/>
+          <w:color w:val="4EC9B0"/>
+          <w:sz w:val="21"/>
+          <w:szCs w:val="21"/>
+          <w:lang w:eastAsia="en-IN"/>
+        </w:rPr>
+      </w:pPr>
+      <w:r>
+        <w:rPr>
+          <w:rFonts w:ascii="Consolas" w:eastAsia="Times New Roman" w:hAnsi="Consolas" w:cs="Times New Roman"/>
+          <w:color w:val="4EC9B0"/>
+          <w:sz w:val="21"/>
+          <w:szCs w:val="21"/>
+          <w:lang w:eastAsia="en-IN"/>
+        </w:rPr>
+        <w:t xml:space="preserve">if you want </w:t>
+      </w:r>
+      <w:r>
+        <w:rPr>
+          <w:rFonts w:ascii="Consolas" w:eastAsia="Times New Roman" w:hAnsi="Consolas" w:cs="Times New Roman"/>
+          <w:color w:val="4EC9B0"/>
+          <w:sz w:val="21"/>
+          <w:szCs w:val="21"/>
+          <w:lang w:eastAsia="en-IN"/>
+        </w:rPr>
+        <w:t>Label and %</w:t>
+      </w:r>
+    </w:p>
+    <w:p>
+      <w:pPr>
+        <w:shd w:val="clear" w:color="auto" w:fill="1E1E1E"/>
+        <w:spacing w:after="0" w:line="285" w:lineRule="atLeast"/>
+        <w:rPr>
+          <w:rFonts w:ascii="Consolas" w:eastAsia="Times New Roman" w:hAnsi="Consolas" w:cs="Times New Roman"/>
+          <w:color w:val="D4D4D4"/>
+          <w:sz w:val="21"/>
+          <w:szCs w:val="21"/>
+          <w:lang w:eastAsia="en-IN"/>
+        </w:rPr>
+      </w:pPr>
+      <w:r>
+        <w:rPr>
+          <w:rFonts w:ascii="Consolas" w:eastAsia="Times New Roman" w:hAnsi="Consolas" w:cs="Times New Roman"/>
+          <w:color w:val="4EC9B0"/>
+          <w:sz w:val="21"/>
+          <w:szCs w:val="21"/>
+          <w:lang w:eastAsia="en-IN"/>
+        </w:rPr>
+        <w:t>plt</w:t>
+      </w:r>
+      <w:r>
+        <w:rPr>
+          <w:rFonts w:ascii="Consolas" w:eastAsia="Times New Roman" w:hAnsi="Consolas" w:cs="Times New Roman"/>
+          <w:color w:val="D4D4D4"/>
+          <w:sz w:val="21"/>
+          <w:szCs w:val="21"/>
+          <w:lang w:eastAsia="en-IN"/>
+        </w:rPr>
+        <w:t>.</w:t>
+      </w:r>
+      <w:r>
+        <w:rPr>
+          <w:rFonts w:ascii="Consolas" w:eastAsia="Times New Roman" w:hAnsi="Consolas" w:cs="Times New Roman"/>
+          <w:color w:val="DCDCAA"/>
+          <w:sz w:val="21"/>
+          <w:szCs w:val="21"/>
+          <w:lang w:eastAsia="en-IN"/>
+        </w:rPr>
+        <w:t>pie</w:t>
+      </w:r>
+      <w:r>
+        <w:rPr>
+          <w:rFonts w:ascii="Consolas" w:eastAsia="Times New Roman" w:hAnsi="Consolas" w:cs="Times New Roman"/>
+          <w:color w:val="D4D4D4"/>
+          <w:sz w:val="21"/>
+          <w:szCs w:val="21"/>
+          <w:lang w:eastAsia="en-IN"/>
+        </w:rPr>
+        <w:t>(</w:t>
+      </w:r>
+      <w:r>
+        <w:rPr>
+          <w:rFonts w:ascii="Consolas" w:eastAsia="Times New Roman" w:hAnsi="Consolas" w:cs="Times New Roman"/>
+          <w:color w:val="9CDCFE"/>
+          <w:sz w:val="21"/>
+          <w:szCs w:val="21"/>
+          <w:lang w:eastAsia="en-IN"/>
+        </w:rPr>
+        <w:t>abc</w:t>
+      </w:r>
+      <w:r>
+        <w:rPr>
+          <w:rFonts w:ascii="Consolas" w:eastAsia="Times New Roman" w:hAnsi="Consolas" w:cs="Times New Roman"/>
+          <w:color w:val="D4D4D4"/>
+          <w:sz w:val="21"/>
+          <w:szCs w:val="21"/>
+          <w:lang w:eastAsia="en-IN"/>
+        </w:rPr>
+        <w:t>[</w:t>
+      </w:r>
+      <w:r>
+        <w:rPr>
+          <w:rFonts w:ascii="Consolas" w:eastAsia="Times New Roman" w:hAnsi="Consolas" w:cs="Times New Roman"/>
+          <w:color w:val="CE9178"/>
+          <w:sz w:val="21"/>
+          <w:szCs w:val="21"/>
+          <w:lang w:eastAsia="en-IN"/>
+        </w:rPr>
+        <w:t>'Count'</w:t>
+      </w:r>
+      <w:r>
+        <w:rPr>
+          <w:rFonts w:ascii="Consolas" w:eastAsia="Times New Roman" w:hAnsi="Consolas" w:cs="Times New Roman"/>
+          <w:color w:val="D4D4D4"/>
+          <w:sz w:val="21"/>
+          <w:szCs w:val="21"/>
+          <w:lang w:eastAsia="en-IN"/>
+        </w:rPr>
+        <w:t xml:space="preserve">], </w:t>
+      </w:r>
+      <w:r>
+        <w:rPr>
+          <w:rFonts w:ascii="Consolas" w:eastAsia="Times New Roman" w:hAnsi="Consolas" w:cs="Times New Roman"/>
+          <w:color w:val="9CDCFE"/>
+          <w:sz w:val="21"/>
+          <w:szCs w:val="21"/>
+          <w:lang w:eastAsia="en-IN"/>
+        </w:rPr>
+        <w:t>labels</w:t>
+      </w:r>
+      <w:r>
+        <w:rPr>
+          <w:rFonts w:ascii="Consolas" w:eastAsia="Times New Roman" w:hAnsi="Consolas" w:cs="Times New Roman"/>
+          <w:color w:val="D4D4D4"/>
+          <w:sz w:val="21"/>
+          <w:szCs w:val="21"/>
+          <w:lang w:eastAsia="en-IN"/>
+        </w:rPr>
+        <w:t>=</w:t>
+      </w:r>
+      <w:r>
+        <w:rPr>
+          <w:rFonts w:ascii="Consolas" w:eastAsia="Times New Roman" w:hAnsi="Consolas" w:cs="Times New Roman"/>
+          <w:color w:val="9CDCFE"/>
+          <w:sz w:val="21"/>
+          <w:szCs w:val="21"/>
+          <w:lang w:eastAsia="en-IN"/>
+        </w:rPr>
+        <w:t>abc</w:t>
+      </w:r>
+      <w:r>
+        <w:rPr>
+          <w:rFonts w:ascii="Consolas" w:eastAsia="Times New Roman" w:hAnsi="Consolas" w:cs="Times New Roman"/>
+          <w:color w:val="D4D4D4"/>
+          <w:sz w:val="21"/>
+          <w:szCs w:val="21"/>
+          <w:lang w:eastAsia="en-IN"/>
+        </w:rPr>
+        <w:t>[</w:t>
+      </w:r>
+      <w:r>
+        <w:rPr>
+          <w:rFonts w:ascii="Consolas" w:eastAsia="Times New Roman" w:hAnsi="Consolas" w:cs="Times New Roman"/>
+          <w:color w:val="CE9178"/>
+          <w:sz w:val="21"/>
+          <w:szCs w:val="21"/>
+          <w:lang w:eastAsia="en-IN"/>
+        </w:rPr>
+        <w:t>'Source'</w:t>
+      </w:r>
+      <w:r>
+        <w:rPr>
+          <w:rFonts w:ascii="Consolas" w:eastAsia="Times New Roman" w:hAnsi="Consolas" w:cs="Times New Roman"/>
+          <w:color w:val="D4D4D4"/>
+          <w:sz w:val="21"/>
+          <w:szCs w:val="21"/>
+          <w:lang w:eastAsia="en-IN"/>
+        </w:rPr>
+        <w:t xml:space="preserve">], </w:t>
+      </w:r>
+      <w:r>
+        <w:rPr>
+          <w:rFonts w:ascii="Consolas" w:eastAsia="Times New Roman" w:hAnsi="Consolas" w:cs="Times New Roman"/>
+          <w:color w:val="9CDCFE"/>
+          <w:sz w:val="21"/>
+          <w:szCs w:val="21"/>
+          <w:lang w:eastAsia="en-IN"/>
+        </w:rPr>
+        <w:t>autopct</w:t>
+      </w:r>
+      <w:r>
+        <w:rPr>
+          <w:rFonts w:ascii="Consolas" w:eastAsia="Times New Roman" w:hAnsi="Consolas" w:cs="Times New Roman"/>
+          <w:color w:val="D4D4D4"/>
+          <w:sz w:val="21"/>
+          <w:szCs w:val="21"/>
+          <w:lang w:eastAsia="en-IN"/>
+        </w:rPr>
+        <w:t>=</w:t>
+      </w:r>
+      <w:r>
+        <w:rPr>
+          <w:rFonts w:ascii="Consolas" w:eastAsia="Times New Roman" w:hAnsi="Consolas" w:cs="Times New Roman"/>
+          <w:color w:val="569CD6"/>
+          <w:sz w:val="21"/>
+          <w:szCs w:val="21"/>
+          <w:lang w:eastAsia="en-IN"/>
+        </w:rPr>
+        <w:t>lambda</w:t>
+      </w:r>
+      <w:r>
+        <w:rPr>
+          <w:rFonts w:ascii="Consolas" w:eastAsia="Times New Roman" w:hAnsi="Consolas" w:cs="Times New Roman"/>
+          <w:color w:val="D4D4D4"/>
+          <w:sz w:val="21"/>
+          <w:szCs w:val="21"/>
+          <w:lang w:eastAsia="en-IN"/>
+        </w:rPr>
+        <w:t xml:space="preserve"> </w:t>
+      </w:r>
+      <w:r>
+        <w:rPr>
+          <w:rFonts w:ascii="Consolas" w:eastAsia="Times New Roman" w:hAnsi="Consolas" w:cs="Times New Roman"/>
+          <w:color w:val="9CDCFE"/>
+          <w:sz w:val="21"/>
+          <w:szCs w:val="21"/>
+          <w:lang w:eastAsia="en-IN"/>
+        </w:rPr>
+        <w:t>p</w:t>
+      </w:r>
+      <w:r>
+        <w:rPr>
+          <w:rFonts w:ascii="Consolas" w:eastAsia="Times New Roman" w:hAnsi="Consolas" w:cs="Times New Roman"/>
+          <w:color w:val="D4D4D4"/>
+          <w:sz w:val="21"/>
+          <w:szCs w:val="21"/>
+          <w:lang w:eastAsia="en-IN"/>
+        </w:rPr>
+        <w:t xml:space="preserve">: </w:t>
+      </w:r>
+      <w:r>
+        <w:rPr>
+          <w:rFonts w:ascii="Consolas" w:eastAsia="Times New Roman" w:hAnsi="Consolas" w:cs="Times New Roman"/>
+          <w:color w:val="569CD6"/>
+          <w:sz w:val="21"/>
+          <w:szCs w:val="21"/>
+          <w:lang w:eastAsia="en-IN"/>
+        </w:rPr>
+        <w:t>f</w:t>
+      </w:r>
+      <w:r>
+        <w:rPr>
+          <w:rFonts w:ascii="Consolas" w:eastAsia="Times New Roman" w:hAnsi="Consolas" w:cs="Times New Roman"/>
+          <w:color w:val="CE9178"/>
+          <w:sz w:val="21"/>
+          <w:szCs w:val="21"/>
+          <w:lang w:eastAsia="en-IN"/>
+        </w:rPr>
+        <w:t>'</w:t>
+      </w:r>
+      <w:r>
+        <w:rPr>
+          <w:rFonts w:ascii="Consolas" w:eastAsia="Times New Roman" w:hAnsi="Consolas" w:cs="Times New Roman"/>
+          <w:color w:val="569CD6"/>
+          <w:sz w:val="21"/>
+          <w:szCs w:val="21"/>
+          <w:lang w:eastAsia="en-IN"/>
+        </w:rPr>
+        <w:t>{</w:t>
+      </w:r>
+      <w:r>
+        <w:rPr>
+          <w:rFonts w:ascii="Consolas" w:eastAsia="Times New Roman" w:hAnsi="Consolas" w:cs="Times New Roman"/>
+          <w:color w:val="9CDCFE"/>
+          <w:sz w:val="21"/>
+          <w:szCs w:val="21"/>
+          <w:lang w:eastAsia="en-IN"/>
+        </w:rPr>
+        <w:t>p</w:t>
+      </w:r>
+      <w:r>
+        <w:rPr>
+          <w:rFonts w:ascii="Consolas" w:eastAsia="Times New Roman" w:hAnsi="Consolas" w:cs="Times New Roman"/>
+          <w:color w:val="569CD6"/>
+          <w:sz w:val="21"/>
+          <w:szCs w:val="21"/>
+          <w:lang w:eastAsia="en-IN"/>
+        </w:rPr>
+        <w:t>:.1f}</w:t>
+      </w:r>
+      <w:r>
+        <w:rPr>
+          <w:rFonts w:ascii="Consolas" w:eastAsia="Times New Roman" w:hAnsi="Consolas" w:cs="Times New Roman"/>
+          <w:color w:val="CE9178"/>
+          <w:sz w:val="21"/>
+          <w:szCs w:val="21"/>
+          <w:lang w:eastAsia="en-IN"/>
+        </w:rPr>
+        <w:t>%'</w:t>
+      </w:r>
+      <w:r>
+        <w:rPr>
+          <w:rFonts w:ascii="Consolas" w:eastAsia="Times New Roman" w:hAnsi="Consolas" w:cs="Times New Roman"/>
+          <w:color w:val="D4D4D4"/>
+          <w:sz w:val="21"/>
+          <w:szCs w:val="21"/>
+          <w:lang w:eastAsia="en-IN"/>
+        </w:rPr>
+        <w:t>)</w:t>
+      </w:r>
+    </w:p>
+    <w:p>
+      <w:pPr>
+        <w:shd w:val="clear" w:color="auto" w:fill="1E1E1E"/>
+        <w:spacing w:after="0" w:line="285" w:lineRule="atLeast"/>
+        <w:rPr>
+          <w:rFonts w:ascii="Consolas" w:eastAsia="Times New Roman" w:hAnsi="Consolas" w:cs="Times New Roman"/>
+          <w:color w:val="D4D4D4"/>
+          <w:sz w:val="21"/>
+          <w:szCs w:val="21"/>
+          <w:lang w:eastAsia="en-IN"/>
+        </w:rPr>
+      </w:pPr>
+    </w:p>
+    <w:p>
+      <w:pPr>
+        <w:shd w:val="clear" w:color="auto" w:fill="1E1E1E"/>
+        <w:spacing w:after="0" w:line="285" w:lineRule="atLeast"/>
+        <w:rPr>
+          <w:rFonts w:ascii="Consolas" w:eastAsia="Times New Roman" w:hAnsi="Consolas" w:cs="Times New Roman"/>
+          <w:color w:val="D4D4D4"/>
+          <w:sz w:val="21"/>
+          <w:szCs w:val="21"/>
+          <w:lang w:eastAsia="en-IN"/>
+        </w:rPr>
+      </w:pPr>
+      <w:bookmarkStart w:id="0" w:name="_GoBack"/>
+      <w:bookmarkEnd w:id="0"/>
+    </w:p>
+    <w:p>
+      <w:pPr>
+        <w:shd w:val="clear" w:color="auto" w:fill="1E1E1E"/>
+        <w:spacing w:after="0" w:line="285" w:lineRule="atLeast"/>
+        <w:rPr>
+          <w:rFonts w:ascii="Consolas" w:eastAsia="Times New Roman" w:hAnsi="Consolas" w:cs="Times New Roman"/>
+          <w:color w:val="D4D4D4"/>
+          <w:sz w:val="21"/>
+          <w:szCs w:val="21"/>
+          <w:lang w:eastAsia="en-IN"/>
+        </w:rPr>
+      </w:pPr>
+      <w:r>
+        <w:rPr>
+          <w:rFonts w:ascii="Consolas" w:eastAsia="Times New Roman" w:hAnsi="Consolas" w:cs="Times New Roman"/>
+          <w:color w:val="D4D4D4"/>
+          <w:sz w:val="21"/>
+          <w:szCs w:val="21"/>
+          <w:lang w:eastAsia="en-IN"/>
+        </w:rPr>
+        <w:t>if you want with the Number label and % as well</w:t>
+      </w:r>
+    </w:p>
+    <w:p>
+      <w:pPr>
+        <w:shd w:val="clear" w:color="auto" w:fill="1E1E1E"/>
+        <w:spacing w:after="0" w:line="285" w:lineRule="atLeast"/>
+        <w:rPr>
+          <w:rFonts w:ascii="Consolas" w:eastAsia="Times New Roman" w:hAnsi="Consolas" w:cs="Times New Roman"/>
+          <w:color w:val="D4D4D4"/>
+          <w:sz w:val="21"/>
+          <w:szCs w:val="21"/>
+          <w:lang w:eastAsia="en-IN"/>
+        </w:rPr>
+      </w:pPr>
+    </w:p>
+    <w:p>
+      <w:pPr>
+        <w:shd w:val="clear" w:color="auto" w:fill="1E1E1E"/>
+        <w:spacing w:after="0" w:line="285" w:lineRule="atLeast"/>
+        <w:rPr>
+          <w:rFonts w:ascii="Consolas" w:eastAsia="Times New Roman" w:hAnsi="Consolas" w:cs="Times New Roman"/>
+          <w:color w:val="D4D4D4"/>
+          <w:sz w:val="21"/>
+          <w:szCs w:val="21"/>
+          <w:lang w:eastAsia="en-IN"/>
+        </w:rPr>
+      </w:pPr>
+      <w:r>
+        <w:rPr>
+          <w:rFonts w:ascii="Consolas" w:eastAsia="Times New Roman" w:hAnsi="Consolas" w:cs="Times New Roman"/>
+          <w:color w:val="569CD6"/>
+          <w:sz w:val="21"/>
+          <w:szCs w:val="21"/>
+          <w:lang w:eastAsia="en-IN"/>
+        </w:rPr>
+        <w:t>def</w:t>
+      </w:r>
+      <w:r>
+        <w:rPr>
+          <w:rFonts w:ascii="Consolas" w:eastAsia="Times New Roman" w:hAnsi="Consolas" w:cs="Times New Roman"/>
+          <w:color w:val="D4D4D4"/>
+          <w:sz w:val="21"/>
+          <w:szCs w:val="21"/>
+          <w:lang w:eastAsia="en-IN"/>
+        </w:rPr>
+        <w:t xml:space="preserve"> </w:t>
+      </w:r>
+      <w:r>
+        <w:rPr>
+          <w:rFonts w:ascii="Consolas" w:eastAsia="Times New Roman" w:hAnsi="Consolas" w:cs="Times New Roman"/>
+          <w:color w:val="DCDCAA"/>
+          <w:sz w:val="21"/>
+          <w:szCs w:val="21"/>
+          <w:lang w:eastAsia="en-IN"/>
+        </w:rPr>
+        <w:t>label</w:t>
+      </w:r>
+      <w:r>
+        <w:rPr>
+          <w:rFonts w:ascii="Consolas" w:eastAsia="Times New Roman" w:hAnsi="Consolas" w:cs="Times New Roman"/>
+          <w:color w:val="D4D4D4"/>
+          <w:sz w:val="21"/>
+          <w:szCs w:val="21"/>
+          <w:lang w:eastAsia="en-IN"/>
+        </w:rPr>
+        <w:t>(</w:t>
+      </w:r>
+      <w:r>
+        <w:rPr>
+          <w:rFonts w:ascii="Consolas" w:eastAsia="Times New Roman" w:hAnsi="Consolas" w:cs="Times New Roman"/>
+          <w:color w:val="9CDCFE"/>
+          <w:sz w:val="21"/>
+          <w:szCs w:val="21"/>
+          <w:lang w:eastAsia="en-IN"/>
+        </w:rPr>
+        <w:t>df</w:t>
+      </w:r>
+      <w:r>
+        <w:rPr>
+          <w:rFonts w:ascii="Consolas" w:eastAsia="Times New Roman" w:hAnsi="Consolas" w:cs="Times New Roman"/>
+          <w:color w:val="D4D4D4"/>
+          <w:sz w:val="21"/>
+          <w:szCs w:val="21"/>
+          <w:lang w:eastAsia="en-IN"/>
+        </w:rPr>
+        <w:t>):</w:t>
+      </w:r>
+    </w:p>
+    <w:p>
+      <w:pPr>
+        <w:shd w:val="clear" w:color="auto" w:fill="1E1E1E"/>
+        <w:spacing w:after="0" w:line="285" w:lineRule="atLeast"/>
+        <w:rPr>
+          <w:rFonts w:ascii="Consolas" w:eastAsia="Times New Roman" w:hAnsi="Consolas" w:cs="Times New Roman"/>
+          <w:color w:val="D4D4D4"/>
+          <w:sz w:val="21"/>
+          <w:szCs w:val="21"/>
+          <w:lang w:eastAsia="en-IN"/>
+        </w:rPr>
+      </w:pPr>
+      <w:r>
+        <w:rPr>
+          <w:rFonts w:ascii="Consolas" w:eastAsia="Times New Roman" w:hAnsi="Consolas" w:cs="Times New Roman"/>
+          <w:color w:val="D4D4D4"/>
+          <w:sz w:val="21"/>
+          <w:szCs w:val="21"/>
+          <w:lang w:eastAsia="en-IN"/>
+        </w:rPr>
+        <w:t xml:space="preserve">    </w:t>
+      </w:r>
+      <w:r>
+        <w:rPr>
+          <w:rFonts w:ascii="Consolas" w:eastAsia="Times New Roman" w:hAnsi="Consolas" w:cs="Times New Roman"/>
+          <w:color w:val="569CD6"/>
+          <w:sz w:val="21"/>
+          <w:szCs w:val="21"/>
+          <w:lang w:eastAsia="en-IN"/>
+        </w:rPr>
+        <w:t>def</w:t>
+      </w:r>
+      <w:r>
+        <w:rPr>
+          <w:rFonts w:ascii="Consolas" w:eastAsia="Times New Roman" w:hAnsi="Consolas" w:cs="Times New Roman"/>
+          <w:color w:val="D4D4D4"/>
+          <w:sz w:val="21"/>
+          <w:szCs w:val="21"/>
+          <w:lang w:eastAsia="en-IN"/>
+        </w:rPr>
+        <w:t xml:space="preserve"> </w:t>
+      </w:r>
+      <w:r>
+        <w:rPr>
+          <w:rFonts w:ascii="Consolas" w:eastAsia="Times New Roman" w:hAnsi="Consolas" w:cs="Times New Roman"/>
+          <w:color w:val="DCDCAA"/>
+          <w:sz w:val="21"/>
+          <w:szCs w:val="21"/>
+          <w:lang w:eastAsia="en-IN"/>
+        </w:rPr>
+        <w:t>percentage</w:t>
+      </w:r>
+      <w:r>
+        <w:rPr>
+          <w:rFonts w:ascii="Consolas" w:eastAsia="Times New Roman" w:hAnsi="Consolas" w:cs="Times New Roman"/>
+          <w:color w:val="D4D4D4"/>
+          <w:sz w:val="21"/>
+          <w:szCs w:val="21"/>
+          <w:lang w:eastAsia="en-IN"/>
+        </w:rPr>
+        <w:t>(</w:t>
+      </w:r>
+      <w:r>
+        <w:rPr>
+          <w:rFonts w:ascii="Consolas" w:eastAsia="Times New Roman" w:hAnsi="Consolas" w:cs="Times New Roman"/>
+          <w:color w:val="9CDCFE"/>
+          <w:sz w:val="21"/>
+          <w:szCs w:val="21"/>
+          <w:lang w:eastAsia="en-IN"/>
+        </w:rPr>
+        <w:t>p</w:t>
+      </w:r>
+      <w:r>
+        <w:rPr>
+          <w:rFonts w:ascii="Consolas" w:eastAsia="Times New Roman" w:hAnsi="Consolas" w:cs="Times New Roman"/>
+          <w:color w:val="D4D4D4"/>
+          <w:sz w:val="21"/>
+          <w:szCs w:val="21"/>
+          <w:lang w:eastAsia="en-IN"/>
+        </w:rPr>
+        <w:t>):</w:t>
+      </w:r>
+    </w:p>
+    <w:p>
+      <w:pPr>
+        <w:shd w:val="clear" w:color="auto" w:fill="1E1E1E"/>
+        <w:spacing w:after="0" w:line="285" w:lineRule="atLeast"/>
+        <w:rPr>
+          <w:rFonts w:ascii="Consolas" w:eastAsia="Times New Roman" w:hAnsi="Consolas" w:cs="Times New Roman"/>
+          <w:color w:val="D4D4D4"/>
+          <w:sz w:val="21"/>
+          <w:szCs w:val="21"/>
+          <w:lang w:eastAsia="en-IN"/>
+        </w:rPr>
+      </w:pPr>
+      <w:r>
+        <w:rPr>
+          <w:rFonts w:ascii="Consolas" w:eastAsia="Times New Roman" w:hAnsi="Consolas" w:cs="Times New Roman"/>
+          <w:color w:val="D4D4D4"/>
+          <w:sz w:val="21"/>
+          <w:szCs w:val="21"/>
+          <w:lang w:eastAsia="en-IN"/>
+        </w:rPr>
+        <w:t xml:space="preserve">        </w:t>
+      </w:r>
+      <w:r>
+        <w:rPr>
+          <w:rFonts w:ascii="Consolas" w:eastAsia="Times New Roman" w:hAnsi="Consolas" w:cs="Times New Roman"/>
+          <w:color w:val="9CDCFE"/>
+          <w:sz w:val="21"/>
+          <w:szCs w:val="21"/>
+          <w:lang w:eastAsia="en-IN"/>
+        </w:rPr>
+        <w:t>per</w:t>
+      </w:r>
+      <w:r>
+        <w:rPr>
+          <w:rFonts w:ascii="Consolas" w:eastAsia="Times New Roman" w:hAnsi="Consolas" w:cs="Times New Roman"/>
+          <w:color w:val="D4D4D4"/>
+          <w:sz w:val="21"/>
+          <w:szCs w:val="21"/>
+          <w:lang w:eastAsia="en-IN"/>
+        </w:rPr>
+        <w:t xml:space="preserve"> = </w:t>
+      </w:r>
+      <w:r>
+        <w:rPr>
+          <w:rFonts w:ascii="Consolas" w:eastAsia="Times New Roman" w:hAnsi="Consolas" w:cs="Times New Roman"/>
+          <w:color w:val="569CD6"/>
+          <w:sz w:val="21"/>
+          <w:szCs w:val="21"/>
+          <w:lang w:eastAsia="en-IN"/>
+        </w:rPr>
+        <w:t>f</w:t>
+      </w:r>
+      <w:r>
+        <w:rPr>
+          <w:rFonts w:ascii="Consolas" w:eastAsia="Times New Roman" w:hAnsi="Consolas" w:cs="Times New Roman"/>
+          <w:color w:val="CE9178"/>
+          <w:sz w:val="21"/>
+          <w:szCs w:val="21"/>
+          <w:lang w:eastAsia="en-IN"/>
+        </w:rPr>
+        <w:t>'</w:t>
+      </w:r>
+      <w:r>
+        <w:rPr>
+          <w:rFonts w:ascii="Consolas" w:eastAsia="Times New Roman" w:hAnsi="Consolas" w:cs="Times New Roman"/>
+          <w:color w:val="569CD6"/>
+          <w:sz w:val="21"/>
+          <w:szCs w:val="21"/>
+          <w:lang w:eastAsia="en-IN"/>
+        </w:rPr>
+        <w:t>{</w:t>
+      </w:r>
+      <w:r>
+        <w:rPr>
+          <w:rFonts w:ascii="Consolas" w:eastAsia="Times New Roman" w:hAnsi="Consolas" w:cs="Times New Roman"/>
+          <w:color w:val="9CDCFE"/>
+          <w:sz w:val="21"/>
+          <w:szCs w:val="21"/>
+          <w:lang w:eastAsia="en-IN"/>
+        </w:rPr>
+        <w:t>p</w:t>
+      </w:r>
+      <w:r>
+        <w:rPr>
+          <w:rFonts w:ascii="Consolas" w:eastAsia="Times New Roman" w:hAnsi="Consolas" w:cs="Times New Roman"/>
+          <w:color w:val="569CD6"/>
+          <w:sz w:val="21"/>
+          <w:szCs w:val="21"/>
+          <w:lang w:eastAsia="en-IN"/>
+        </w:rPr>
+        <w:t>:.1f}</w:t>
+      </w:r>
+      <w:r>
+        <w:rPr>
+          <w:rFonts w:ascii="Consolas" w:eastAsia="Times New Roman" w:hAnsi="Consolas" w:cs="Times New Roman"/>
+          <w:color w:val="CE9178"/>
+          <w:sz w:val="21"/>
+          <w:szCs w:val="21"/>
+          <w:lang w:eastAsia="en-IN"/>
+        </w:rPr>
+        <w:t>%'</w:t>
+      </w:r>
+    </w:p>
+    <w:p>
+      <w:pPr>
+        <w:shd w:val="clear" w:color="auto" w:fill="1E1E1E"/>
+        <w:spacing w:after="0" w:line="285" w:lineRule="atLeast"/>
+        <w:rPr>
+          <w:rFonts w:ascii="Consolas" w:eastAsia="Times New Roman" w:hAnsi="Consolas" w:cs="Times New Roman"/>
+          <w:color w:val="D4D4D4"/>
+          <w:sz w:val="21"/>
+          <w:szCs w:val="21"/>
+          <w:lang w:eastAsia="en-IN"/>
+        </w:rPr>
+      </w:pPr>
+      <w:r>
+        <w:rPr>
+          <w:rFonts w:ascii="Consolas" w:eastAsia="Times New Roman" w:hAnsi="Consolas" w:cs="Times New Roman"/>
+          <w:color w:val="D4D4D4"/>
+          <w:sz w:val="21"/>
+          <w:szCs w:val="21"/>
+          <w:lang w:eastAsia="en-IN"/>
+        </w:rPr>
+        <w:t xml:space="preserve">        </w:t>
+      </w:r>
+      <w:r>
+        <w:rPr>
+          <w:rFonts w:ascii="Consolas" w:eastAsia="Times New Roman" w:hAnsi="Consolas" w:cs="Times New Roman"/>
+          <w:color w:val="9CDCFE"/>
+          <w:sz w:val="21"/>
+          <w:szCs w:val="21"/>
+          <w:lang w:eastAsia="en-IN"/>
+        </w:rPr>
+        <w:t>value</w:t>
+      </w:r>
+      <w:r>
+        <w:rPr>
+          <w:rFonts w:ascii="Consolas" w:eastAsia="Times New Roman" w:hAnsi="Consolas" w:cs="Times New Roman"/>
+          <w:color w:val="D4D4D4"/>
+          <w:sz w:val="21"/>
+          <w:szCs w:val="21"/>
+          <w:lang w:eastAsia="en-IN"/>
+        </w:rPr>
+        <w:t xml:space="preserve"> = </w:t>
+      </w:r>
+      <w:r>
+        <w:rPr>
+          <w:rFonts w:ascii="Consolas" w:eastAsia="Times New Roman" w:hAnsi="Consolas" w:cs="Times New Roman"/>
+          <w:color w:val="569CD6"/>
+          <w:sz w:val="21"/>
+          <w:szCs w:val="21"/>
+          <w:lang w:eastAsia="en-IN"/>
+        </w:rPr>
+        <w:t>f</w:t>
+      </w:r>
+      <w:r>
+        <w:rPr>
+          <w:rFonts w:ascii="Consolas" w:eastAsia="Times New Roman" w:hAnsi="Consolas" w:cs="Times New Roman"/>
+          <w:color w:val="CE9178"/>
+          <w:sz w:val="21"/>
+          <w:szCs w:val="21"/>
+          <w:lang w:eastAsia="en-IN"/>
+        </w:rPr>
+        <w:t>'</w:t>
+      </w:r>
+      <w:r>
+        <w:rPr>
+          <w:rFonts w:ascii="Consolas" w:eastAsia="Times New Roman" w:hAnsi="Consolas" w:cs="Times New Roman"/>
+          <w:color w:val="569CD6"/>
+          <w:sz w:val="21"/>
+          <w:szCs w:val="21"/>
+          <w:lang w:eastAsia="en-IN"/>
+        </w:rPr>
+        <w:t>{</w:t>
+      </w:r>
+      <w:r>
+        <w:rPr>
+          <w:rFonts w:ascii="Consolas" w:eastAsia="Times New Roman" w:hAnsi="Consolas" w:cs="Times New Roman"/>
+          <w:color w:val="9CDCFE"/>
+          <w:sz w:val="21"/>
+          <w:szCs w:val="21"/>
+          <w:lang w:eastAsia="en-IN"/>
+        </w:rPr>
+        <w:t>p</w:t>
+      </w:r>
+      <w:r>
+        <w:rPr>
+          <w:rFonts w:ascii="Consolas" w:eastAsia="Times New Roman" w:hAnsi="Consolas" w:cs="Times New Roman"/>
+          <w:color w:val="D4D4D4"/>
+          <w:sz w:val="21"/>
+          <w:szCs w:val="21"/>
+          <w:lang w:eastAsia="en-IN"/>
+        </w:rPr>
+        <w:t xml:space="preserve"> * </w:t>
+      </w:r>
+      <w:r>
+        <w:rPr>
+          <w:rFonts w:ascii="Consolas" w:eastAsia="Times New Roman" w:hAnsi="Consolas" w:cs="Times New Roman"/>
+          <w:color w:val="DCDCAA"/>
+          <w:sz w:val="21"/>
+          <w:szCs w:val="21"/>
+          <w:lang w:eastAsia="en-IN"/>
+        </w:rPr>
+        <w:t>sum</w:t>
+      </w:r>
+      <w:r>
+        <w:rPr>
+          <w:rFonts w:ascii="Consolas" w:eastAsia="Times New Roman" w:hAnsi="Consolas" w:cs="Times New Roman"/>
+          <w:color w:val="D4D4D4"/>
+          <w:sz w:val="21"/>
+          <w:szCs w:val="21"/>
+          <w:lang w:eastAsia="en-IN"/>
+        </w:rPr>
+        <w:t>(</w:t>
+      </w:r>
+      <w:r>
+        <w:rPr>
+          <w:rFonts w:ascii="Consolas" w:eastAsia="Times New Roman" w:hAnsi="Consolas" w:cs="Times New Roman"/>
+          <w:color w:val="9CDCFE"/>
+          <w:sz w:val="21"/>
+          <w:szCs w:val="21"/>
+          <w:lang w:eastAsia="en-IN"/>
+        </w:rPr>
+        <w:t>df</w:t>
+      </w:r>
+      <w:r>
+        <w:rPr>
+          <w:rFonts w:ascii="Consolas" w:eastAsia="Times New Roman" w:hAnsi="Consolas" w:cs="Times New Roman"/>
+          <w:color w:val="D4D4D4"/>
+          <w:sz w:val="21"/>
+          <w:szCs w:val="21"/>
+          <w:lang w:eastAsia="en-IN"/>
+        </w:rPr>
+        <w:t>)</w:t>
+      </w:r>
+      <w:r>
+        <w:rPr>
+          <w:rFonts w:ascii="Consolas" w:eastAsia="Times New Roman" w:hAnsi="Consolas" w:cs="Times New Roman"/>
+          <w:color w:val="569CD6"/>
+          <w:sz w:val="21"/>
+          <w:szCs w:val="21"/>
+          <w:lang w:eastAsia="en-IN"/>
+        </w:rPr>
+        <w:t>:.0f}</w:t>
+      </w:r>
+      <w:r>
+        <w:rPr>
+          <w:rFonts w:ascii="Consolas" w:eastAsia="Times New Roman" w:hAnsi="Consolas" w:cs="Times New Roman"/>
+          <w:color w:val="CE9178"/>
+          <w:sz w:val="21"/>
+          <w:szCs w:val="21"/>
+          <w:lang w:eastAsia="en-IN"/>
+        </w:rPr>
+        <w:t>'</w:t>
+      </w:r>
+    </w:p>
+    <w:p>
+      <w:pPr>
+        <w:shd w:val="clear" w:color="auto" w:fill="1E1E1E"/>
+        <w:spacing w:after="0" w:line="285" w:lineRule="atLeast"/>
+        <w:rPr>
+          <w:rFonts w:ascii="Consolas" w:eastAsia="Times New Roman" w:hAnsi="Consolas" w:cs="Times New Roman"/>
+          <w:color w:val="D4D4D4"/>
+          <w:sz w:val="21"/>
+          <w:szCs w:val="21"/>
+          <w:lang w:eastAsia="en-IN"/>
+        </w:rPr>
+      </w:pPr>
+      <w:r>
+        <w:rPr>
+          <w:rFonts w:ascii="Consolas" w:eastAsia="Times New Roman" w:hAnsi="Consolas" w:cs="Times New Roman"/>
+          <w:color w:val="D4D4D4"/>
+          <w:sz w:val="21"/>
+          <w:szCs w:val="21"/>
+          <w:lang w:eastAsia="en-IN"/>
+        </w:rPr>
+        <w:t xml:space="preserve">        </w:t>
+      </w:r>
+      <w:r>
+        <w:rPr>
+          <w:rFonts w:ascii="Consolas" w:eastAsia="Times New Roman" w:hAnsi="Consolas" w:cs="Times New Roman"/>
+          <w:color w:val="C586C0"/>
+          <w:sz w:val="21"/>
+          <w:szCs w:val="21"/>
+          <w:lang w:eastAsia="en-IN"/>
+        </w:rPr>
+        <w:t>return</w:t>
+      </w:r>
+      <w:r>
+        <w:rPr>
+          <w:rFonts w:ascii="Consolas" w:eastAsia="Times New Roman" w:hAnsi="Consolas" w:cs="Times New Roman"/>
+          <w:color w:val="D4D4D4"/>
+          <w:sz w:val="21"/>
+          <w:szCs w:val="21"/>
+          <w:lang w:eastAsia="en-IN"/>
+        </w:rPr>
+        <w:t xml:space="preserve"> </w:t>
+      </w:r>
+      <w:r>
+        <w:rPr>
+          <w:rFonts w:ascii="Consolas" w:eastAsia="Times New Roman" w:hAnsi="Consolas" w:cs="Times New Roman"/>
+          <w:color w:val="569CD6"/>
+          <w:sz w:val="21"/>
+          <w:szCs w:val="21"/>
+          <w:lang w:eastAsia="en-IN"/>
+        </w:rPr>
+        <w:t>f</w:t>
+      </w:r>
+      <w:r>
+        <w:rPr>
+          <w:rFonts w:ascii="Consolas" w:eastAsia="Times New Roman" w:hAnsi="Consolas" w:cs="Times New Roman"/>
+          <w:color w:val="CE9178"/>
+          <w:sz w:val="21"/>
+          <w:szCs w:val="21"/>
+          <w:lang w:eastAsia="en-IN"/>
+        </w:rPr>
+        <w:t>'</w:t>
+      </w:r>
+      <w:r>
+        <w:rPr>
+          <w:rFonts w:ascii="Consolas" w:eastAsia="Times New Roman" w:hAnsi="Consolas" w:cs="Times New Roman"/>
+          <w:color w:val="569CD6"/>
+          <w:sz w:val="21"/>
+          <w:szCs w:val="21"/>
+          <w:lang w:eastAsia="en-IN"/>
+        </w:rPr>
+        <w:t>{</w:t>
+      </w:r>
+      <w:r>
+        <w:rPr>
+          <w:rFonts w:ascii="Consolas" w:eastAsia="Times New Roman" w:hAnsi="Consolas" w:cs="Times New Roman"/>
+          <w:color w:val="9CDCFE"/>
+          <w:sz w:val="21"/>
+          <w:szCs w:val="21"/>
+          <w:lang w:eastAsia="en-IN"/>
+        </w:rPr>
+        <w:t>per</w:t>
+      </w:r>
+      <w:r>
+        <w:rPr>
+          <w:rFonts w:ascii="Consolas" w:eastAsia="Times New Roman" w:hAnsi="Consolas" w:cs="Times New Roman"/>
+          <w:color w:val="569CD6"/>
+          <w:sz w:val="21"/>
+          <w:szCs w:val="21"/>
+          <w:lang w:eastAsia="en-IN"/>
+        </w:rPr>
+        <w:t>}</w:t>
+      </w:r>
+      <w:r>
+        <w:rPr>
+          <w:rFonts w:ascii="Consolas" w:eastAsia="Times New Roman" w:hAnsi="Consolas" w:cs="Times New Roman"/>
+          <w:color w:val="CE9178"/>
+          <w:sz w:val="21"/>
+          <w:szCs w:val="21"/>
+          <w:lang w:eastAsia="en-IN"/>
+        </w:rPr>
+        <w:t xml:space="preserve"> (</w:t>
+      </w:r>
+      <w:r>
+        <w:rPr>
+          <w:rFonts w:ascii="Consolas" w:eastAsia="Times New Roman" w:hAnsi="Consolas" w:cs="Times New Roman"/>
+          <w:color w:val="569CD6"/>
+          <w:sz w:val="21"/>
+          <w:szCs w:val="21"/>
+          <w:lang w:eastAsia="en-IN"/>
+        </w:rPr>
+        <w:t>{</w:t>
+      </w:r>
+      <w:r>
+        <w:rPr>
+          <w:rFonts w:ascii="Consolas" w:eastAsia="Times New Roman" w:hAnsi="Consolas" w:cs="Times New Roman"/>
+          <w:color w:val="9CDCFE"/>
+          <w:sz w:val="21"/>
+          <w:szCs w:val="21"/>
+          <w:lang w:eastAsia="en-IN"/>
+        </w:rPr>
+        <w:t>value</w:t>
+      </w:r>
+      <w:r>
+        <w:rPr>
+          <w:rFonts w:ascii="Consolas" w:eastAsia="Times New Roman" w:hAnsi="Consolas" w:cs="Times New Roman"/>
+          <w:color w:val="569CD6"/>
+          <w:sz w:val="21"/>
+          <w:szCs w:val="21"/>
+          <w:lang w:eastAsia="en-IN"/>
+        </w:rPr>
+        <w:t>}</w:t>
+      </w:r>
+      <w:r>
+        <w:rPr>
+          <w:rFonts w:ascii="Consolas" w:eastAsia="Times New Roman" w:hAnsi="Consolas" w:cs="Times New Roman"/>
+          <w:color w:val="CE9178"/>
+          <w:sz w:val="21"/>
+          <w:szCs w:val="21"/>
+          <w:lang w:eastAsia="en-IN"/>
+        </w:rPr>
+        <w:t>)'</w:t>
+      </w:r>
+    </w:p>
+    <w:p>
+      <w:pPr>
+        <w:shd w:val="clear" w:color="auto" w:fill="1E1E1E"/>
+        <w:spacing w:after="0" w:line="285" w:lineRule="atLeast"/>
+        <w:rPr>
+          <w:rFonts w:ascii="Consolas" w:eastAsia="Times New Roman" w:hAnsi="Consolas" w:cs="Times New Roman"/>
+          <w:color w:val="D4D4D4"/>
+          <w:sz w:val="21"/>
+          <w:szCs w:val="21"/>
+          <w:lang w:eastAsia="en-IN"/>
+        </w:rPr>
+      </w:pPr>
+      <w:r>
+        <w:rPr>
+          <w:rFonts w:ascii="Consolas" w:eastAsia="Times New Roman" w:hAnsi="Consolas" w:cs="Times New Roman"/>
+          <w:color w:val="D4D4D4"/>
+          <w:sz w:val="21"/>
+          <w:szCs w:val="21"/>
+          <w:lang w:eastAsia="en-IN"/>
+        </w:rPr>
+        <w:t xml:space="preserve">    </w:t>
+      </w:r>
+      <w:r>
+        <w:rPr>
+          <w:rFonts w:ascii="Consolas" w:eastAsia="Times New Roman" w:hAnsi="Consolas" w:cs="Times New Roman"/>
+          <w:color w:val="C586C0"/>
+          <w:sz w:val="21"/>
+          <w:szCs w:val="21"/>
+          <w:lang w:eastAsia="en-IN"/>
+        </w:rPr>
+        <w:t>return</w:t>
+      </w:r>
+      <w:r>
+        <w:rPr>
+          <w:rFonts w:ascii="Consolas" w:eastAsia="Times New Roman" w:hAnsi="Consolas" w:cs="Times New Roman"/>
+          <w:color w:val="D4D4D4"/>
+          <w:sz w:val="21"/>
+          <w:szCs w:val="21"/>
+          <w:lang w:eastAsia="en-IN"/>
+        </w:rPr>
+        <w:t xml:space="preserve"> </w:t>
+      </w:r>
+      <w:r>
+        <w:rPr>
+          <w:rFonts w:ascii="Consolas" w:eastAsia="Times New Roman" w:hAnsi="Consolas" w:cs="Times New Roman"/>
+          <w:color w:val="DCDCAA"/>
+          <w:sz w:val="21"/>
+          <w:szCs w:val="21"/>
+          <w:lang w:eastAsia="en-IN"/>
+        </w:rPr>
+        <w:t>percentage</w:t>
+      </w:r>
+    </w:p>
+    <w:p>
+      <w:pPr>
+        <w:shd w:val="clear" w:color="auto" w:fill="1E1E1E"/>
+        <w:spacing w:after="0" w:line="285" w:lineRule="atLeast"/>
+        <w:rPr>
+          <w:rFonts w:ascii="Consolas" w:eastAsia="Times New Roman" w:hAnsi="Consolas" w:cs="Times New Roman"/>
+          <w:color w:val="D4D4D4"/>
+          <w:sz w:val="21"/>
+          <w:szCs w:val="21"/>
+          <w:lang w:eastAsia="en-IN"/>
+        </w:rPr>
+      </w:pPr>
+    </w:p>
+    <w:p>
+      <w:pPr>
+        <w:shd w:val="clear" w:color="auto" w:fill="1E1E1E"/>
+        <w:spacing w:after="0" w:line="285" w:lineRule="atLeast"/>
+        <w:rPr>
+          <w:rFonts w:ascii="Consolas" w:eastAsia="Times New Roman" w:hAnsi="Consolas" w:cs="Times New Roman"/>
+          <w:color w:val="D4D4D4"/>
+          <w:sz w:val="21"/>
+          <w:szCs w:val="21"/>
+          <w:lang w:eastAsia="en-IN"/>
+        </w:rPr>
+      </w:pPr>
+      <w:r>
+        <w:rPr>
+          <w:rFonts w:ascii="Consolas" w:eastAsia="Times New Roman" w:hAnsi="Consolas" w:cs="Times New Roman"/>
+          <w:color w:val="4EC9B0"/>
+          <w:sz w:val="21"/>
+          <w:szCs w:val="21"/>
+          <w:lang w:eastAsia="en-IN"/>
+        </w:rPr>
+        <w:t>plt</w:t>
+      </w:r>
+      <w:r>
+        <w:rPr>
+          <w:rFonts w:ascii="Consolas" w:eastAsia="Times New Roman" w:hAnsi="Consolas" w:cs="Times New Roman"/>
+          <w:color w:val="D4D4D4"/>
+          <w:sz w:val="21"/>
+          <w:szCs w:val="21"/>
+          <w:lang w:eastAsia="en-IN"/>
+        </w:rPr>
+        <w:t>.</w:t>
+      </w:r>
+      <w:r>
+        <w:rPr>
+          <w:rFonts w:ascii="Consolas" w:eastAsia="Times New Roman" w:hAnsi="Consolas" w:cs="Times New Roman"/>
+          <w:color w:val="DCDCAA"/>
+          <w:sz w:val="21"/>
+          <w:szCs w:val="21"/>
+          <w:lang w:eastAsia="en-IN"/>
+        </w:rPr>
+        <w:t>pie</w:t>
+      </w:r>
+      <w:r>
+        <w:rPr>
+          <w:rFonts w:ascii="Consolas" w:eastAsia="Times New Roman" w:hAnsi="Consolas" w:cs="Times New Roman"/>
+          <w:color w:val="D4D4D4"/>
+          <w:sz w:val="21"/>
+          <w:szCs w:val="21"/>
+          <w:lang w:eastAsia="en-IN"/>
+        </w:rPr>
+        <w:t>(</w:t>
+      </w:r>
+      <w:r>
+        <w:rPr>
+          <w:rFonts w:ascii="Consolas" w:eastAsia="Times New Roman" w:hAnsi="Consolas" w:cs="Times New Roman"/>
+          <w:color w:val="9CDCFE"/>
+          <w:sz w:val="21"/>
+          <w:szCs w:val="21"/>
+          <w:lang w:eastAsia="en-IN"/>
+        </w:rPr>
+        <w:t>abc</w:t>
+      </w:r>
+      <w:r>
+        <w:rPr>
+          <w:rFonts w:ascii="Consolas" w:eastAsia="Times New Roman" w:hAnsi="Consolas" w:cs="Times New Roman"/>
+          <w:color w:val="D4D4D4"/>
+          <w:sz w:val="21"/>
+          <w:szCs w:val="21"/>
+          <w:lang w:eastAsia="en-IN"/>
+        </w:rPr>
+        <w:t>[</w:t>
+      </w:r>
+      <w:r>
+        <w:rPr>
+          <w:rFonts w:ascii="Consolas" w:eastAsia="Times New Roman" w:hAnsi="Consolas" w:cs="Times New Roman"/>
+          <w:color w:val="CE9178"/>
+          <w:sz w:val="21"/>
+          <w:szCs w:val="21"/>
+          <w:lang w:eastAsia="en-IN"/>
+        </w:rPr>
+        <w:t>'Count'</w:t>
+      </w:r>
+      <w:r>
+        <w:rPr>
+          <w:rFonts w:ascii="Consolas" w:eastAsia="Times New Roman" w:hAnsi="Consolas" w:cs="Times New Roman"/>
+          <w:color w:val="D4D4D4"/>
+          <w:sz w:val="21"/>
+          <w:szCs w:val="21"/>
+          <w:lang w:eastAsia="en-IN"/>
+        </w:rPr>
+        <w:t>],</w:t>
+      </w:r>
+      <w:r>
+        <w:rPr>
+          <w:rFonts w:ascii="Consolas" w:eastAsia="Times New Roman" w:hAnsi="Consolas" w:cs="Times New Roman"/>
+          <w:color w:val="9CDCFE"/>
+          <w:sz w:val="21"/>
+          <w:szCs w:val="21"/>
+          <w:lang w:eastAsia="en-IN"/>
+        </w:rPr>
+        <w:t>labels</w:t>
+      </w:r>
+      <w:r>
+        <w:rPr>
+          <w:rFonts w:ascii="Consolas" w:eastAsia="Times New Roman" w:hAnsi="Consolas" w:cs="Times New Roman"/>
+          <w:color w:val="D4D4D4"/>
+          <w:sz w:val="21"/>
+          <w:szCs w:val="21"/>
+          <w:lang w:eastAsia="en-IN"/>
+        </w:rPr>
+        <w:t>=</w:t>
+      </w:r>
+      <w:r>
+        <w:rPr>
+          <w:rFonts w:ascii="Consolas" w:eastAsia="Times New Roman" w:hAnsi="Consolas" w:cs="Times New Roman"/>
+          <w:color w:val="9CDCFE"/>
+          <w:sz w:val="21"/>
+          <w:szCs w:val="21"/>
+          <w:lang w:eastAsia="en-IN"/>
+        </w:rPr>
+        <w:t>abc</w:t>
+      </w:r>
+      <w:r>
+        <w:rPr>
+          <w:rFonts w:ascii="Consolas" w:eastAsia="Times New Roman" w:hAnsi="Consolas" w:cs="Times New Roman"/>
+          <w:color w:val="D4D4D4"/>
+          <w:sz w:val="21"/>
+          <w:szCs w:val="21"/>
+          <w:lang w:eastAsia="en-IN"/>
+        </w:rPr>
+        <w:t>[</w:t>
+      </w:r>
+      <w:r>
+        <w:rPr>
+          <w:rFonts w:ascii="Consolas" w:eastAsia="Times New Roman" w:hAnsi="Consolas" w:cs="Times New Roman"/>
+          <w:color w:val="CE9178"/>
+          <w:sz w:val="21"/>
+          <w:szCs w:val="21"/>
+          <w:lang w:eastAsia="en-IN"/>
+        </w:rPr>
+        <w:t>'Source'</w:t>
+      </w:r>
+      <w:r>
+        <w:rPr>
+          <w:rFonts w:ascii="Consolas" w:eastAsia="Times New Roman" w:hAnsi="Consolas" w:cs="Times New Roman"/>
+          <w:color w:val="D4D4D4"/>
+          <w:sz w:val="21"/>
+          <w:szCs w:val="21"/>
+          <w:lang w:eastAsia="en-IN"/>
+        </w:rPr>
+        <w:t>]</w:t>
+      </w:r>
+      <w:r>
+        <w:rPr>
+          <w:rFonts w:ascii="Consolas" w:eastAsia="Times New Roman" w:hAnsi="Consolas" w:cs="Times New Roman"/>
+          <w:color w:val="D4D4D4"/>
+          <w:sz w:val="21"/>
+          <w:szCs w:val="21"/>
+          <w:lang w:eastAsia="en-IN"/>
+        </w:rPr>
+        <w:t>,</w:t>
+      </w:r>
+      <w:r>
+        <w:rPr>
+          <w:rFonts w:ascii="Consolas" w:eastAsia="Times New Roman" w:hAnsi="Consolas" w:cs="Times New Roman"/>
+          <w:color w:val="9CDCFE"/>
+          <w:sz w:val="21"/>
+          <w:szCs w:val="21"/>
+          <w:lang w:eastAsia="en-IN"/>
+        </w:rPr>
+        <w:t>autopct</w:t>
+      </w:r>
+      <w:r>
+        <w:rPr>
+          <w:rFonts w:ascii="Consolas" w:eastAsia="Times New Roman" w:hAnsi="Consolas" w:cs="Times New Roman"/>
+          <w:color w:val="D4D4D4"/>
+          <w:sz w:val="21"/>
+          <w:szCs w:val="21"/>
+          <w:lang w:eastAsia="en-IN"/>
+        </w:rPr>
+        <w:t>=</w:t>
+      </w:r>
+      <w:r>
+        <w:rPr>
+          <w:rFonts w:ascii="Consolas" w:eastAsia="Times New Roman" w:hAnsi="Consolas" w:cs="Times New Roman"/>
+          <w:color w:val="DCDCAA"/>
+          <w:sz w:val="21"/>
+          <w:szCs w:val="21"/>
+          <w:lang w:eastAsia="en-IN"/>
+        </w:rPr>
+        <w:t xml:space="preserve"> </w:t>
+      </w:r>
+      <w:r>
+        <w:rPr>
+          <w:rFonts w:ascii="Consolas" w:eastAsia="Times New Roman" w:hAnsi="Consolas" w:cs="Times New Roman"/>
+          <w:color w:val="DCDCAA"/>
+          <w:sz w:val="21"/>
+          <w:szCs w:val="21"/>
+          <w:lang w:eastAsia="en-IN"/>
+        </w:rPr>
+        <w:t>label</w:t>
+      </w:r>
+      <w:r>
+        <w:rPr>
+          <w:rFonts w:ascii="Consolas" w:eastAsia="Times New Roman" w:hAnsi="Consolas" w:cs="Times New Roman"/>
+          <w:color w:val="DCDCAA"/>
+          <w:sz w:val="21"/>
+          <w:szCs w:val="21"/>
+          <w:lang w:eastAsia="en-IN"/>
+        </w:rPr>
+        <w:t>(df)</w:t>
+      </w:r>
+      <w:r>
+        <w:rPr>
+          <w:rFonts w:ascii="Consolas" w:eastAsia="Times New Roman" w:hAnsi="Consolas" w:cs="Times New Roman"/>
+          <w:color w:val="D4D4D4"/>
+          <w:sz w:val="21"/>
+          <w:szCs w:val="21"/>
+          <w:lang w:eastAsia="en-IN"/>
+        </w:rPr>
+        <w:t>)</w:t>
+      </w:r>
+    </w:p>
+    <w:p>
+      <w:pPr>
+        <w:shd w:val="clear" w:color="auto" w:fill="1E1E1E"/>
+        <w:spacing w:after="0" w:line="285" w:lineRule="atLeast"/>
+        <w:rPr>
+          <w:rFonts w:ascii="Consolas" w:eastAsia="Times New Roman" w:hAnsi="Consolas" w:cs="Times New Roman"/>
+          <w:color w:val="4EC9B0"/>
+          <w:sz w:val="21"/>
+          <w:szCs w:val="21"/>
+          <w:lang w:eastAsia="en-IN"/>
+        </w:rPr>
+      </w:pPr>
+    </w:p>
+    <w:p>
+      <w:pPr>
+        <w:shd w:val="clear" w:color="auto" w:fill="1E1E1E"/>
+        <w:spacing w:after="0" w:line="285" w:lineRule="atLeast"/>
+        <w:rPr>
+          <w:rFonts w:ascii="Consolas" w:eastAsia="Times New Roman" w:hAnsi="Consolas" w:cs="Times New Roman"/>
+          <w:color w:val="D4D4D4"/>
+          <w:sz w:val="21"/>
+          <w:szCs w:val="21"/>
+          <w:lang w:eastAsia="en-IN"/>
+        </w:rPr>
+      </w:pPr>
+      <w:r>
+        <w:rPr>
+          <w:rFonts w:ascii="Consolas" w:eastAsia="Times New Roman" w:hAnsi="Consolas" w:cs="Times New Roman"/>
+          <w:color w:val="4EC9B0"/>
+          <w:sz w:val="21"/>
+          <w:szCs w:val="21"/>
+          <w:lang w:eastAsia="en-IN"/>
+        </w:rPr>
+        <w:t>plt</w:t>
+      </w:r>
+      <w:r>
+        <w:rPr>
+          <w:rFonts w:ascii="Consolas" w:eastAsia="Times New Roman" w:hAnsi="Consolas" w:cs="Times New Roman"/>
+          <w:color w:val="D4D4D4"/>
+          <w:sz w:val="21"/>
+          <w:szCs w:val="21"/>
+          <w:lang w:eastAsia="en-IN"/>
+        </w:rPr>
+        <w:t>.</w:t>
+      </w:r>
+      <w:r>
+        <w:rPr>
+          <w:rFonts w:ascii="Consolas" w:eastAsia="Times New Roman" w:hAnsi="Consolas" w:cs="Times New Roman"/>
+          <w:color w:val="DCDCAA"/>
+          <w:sz w:val="21"/>
+          <w:szCs w:val="21"/>
+          <w:lang w:eastAsia="en-IN"/>
+        </w:rPr>
+        <w:t>show</w:t>
+      </w:r>
+      <w:r>
+        <w:rPr>
+          <w:rFonts w:ascii="Consolas" w:eastAsia="Times New Roman" w:hAnsi="Consolas" w:cs="Times New Roman"/>
+          <w:color w:val="D4D4D4"/>
+          <w:sz w:val="21"/>
+          <w:szCs w:val="21"/>
+          <w:lang w:eastAsia="en-IN"/>
+        </w:rPr>
+        <w:t>()</w:t>
+      </w:r>
+    </w:p>
+    <w:p>
+      <w:pPr>
+        <w:shd w:val="clear" w:color="auto" w:fill="1E1E1E"/>
+        <w:spacing w:after="0" w:line="285" w:lineRule="atLeast"/>
+        <w:rPr>
+          <w:rFonts w:ascii="Consolas" w:eastAsia="Times New Roman" w:hAnsi="Consolas" w:cs="Times New Roman"/>
+          <w:color w:val="D4D4D4"/>
+          <w:sz w:val="21"/>
+          <w:szCs w:val="21"/>
+          <w:lang w:eastAsia="en-IN"/>
+        </w:rPr>
+      </w:pPr>
+    </w:p>
+    <w:p>
+      <w:pPr>
+        <w:spacing w:after="0"/>
+        <w:rPr>
+          <w:rFonts w:ascii="Courier New" w:hAnsi="Courier New" w:cs="Courier New"/>
+        </w:rPr>
+      </w:pPr>
+    </w:p>
+    <w:p>
+      <w:pPr>
+        <w:spacing w:after="0"/>
+        <w:rPr>
+          <w:rFonts w:ascii="Courier New" w:hAnsi="Courier New" w:cs="Courier New"/>
         </w:rPr>
       </w:pPr>
     </w:p>
@@ -1979,6 +3758,11 @@
       <w:contextualSpacing/>
     </w:pPr>
   </w:style>
+  <w:style w:type="character" w:customStyle="1" w:styleId="line">
+    <w:name w:val="line"/>
+    <w:basedOn w:val="DefaultParagraphFont"/>
+    <w:rsid w:val="00F5306B"/>
+  </w:style>
 </w:styles>
 </file>
 
